--- a/SA.docx
+++ b/SA.docx
@@ -81,7 +81,9 @@
               <w:tab w:val="right" w:leader="dot" w:pos="14298"/>
             </w:tabs>
             <w:rPr>
+              <w:rFonts w:eastAsiaTheme="minorEastAsia"/>
               <w:noProof/>
+              <w:lang w:eastAsia="ru-RU"/>
             </w:rPr>
           </w:pPr>
           <w:r>
@@ -93,7 +95,7 @@
           <w:r>
             <w:fldChar w:fldCharType="separate"/>
           </w:r>
-          <w:hyperlink w:anchor="_Toc222313386" w:history="1">
+          <w:hyperlink w:anchor="_Toc224234563" w:history="1">
             <w:r>
               <w:rPr>
                 <w:rStyle w:val="a8"/>
@@ -121,7 +123,7 @@
                 <w:noProof/>
                 <w:webHidden/>
               </w:rPr>
-              <w:instrText xml:space="preserve"> PAGEREF _Toc222313386 \h </w:instrText>
+              <w:instrText xml:space="preserve"> PAGEREF _Toc224234563 \h </w:instrText>
             </w:r>
             <w:r>
               <w:rPr>
@@ -141,7 +143,7 @@
                 <w:noProof/>
                 <w:webHidden/>
               </w:rPr>
-              <w:t>25</w:t>
+              <w:t>2</w:t>
             </w:r>
             <w:r>
               <w:rPr>
@@ -159,10 +161,12 @@
               <w:tab w:val="right" w:leader="dot" w:pos="14298"/>
             </w:tabs>
             <w:rPr>
+              <w:rFonts w:eastAsiaTheme="minorEastAsia"/>
               <w:noProof/>
+              <w:lang w:eastAsia="ru-RU"/>
             </w:rPr>
           </w:pPr>
-          <w:hyperlink w:anchor="_Toc222313387" w:history="1">
+          <w:hyperlink w:anchor="_Toc224234564" w:history="1">
             <w:r>
               <w:rPr>
                 <w:rStyle w:val="a8"/>
@@ -190,7 +194,7 @@
                 <w:noProof/>
                 <w:webHidden/>
               </w:rPr>
-              <w:instrText xml:space="preserve"> PAGEREF _Toc222313387 \h </w:instrText>
+              <w:instrText xml:space="preserve"> PAGEREF _Toc224234564 \h </w:instrText>
             </w:r>
             <w:r>
               <w:rPr>
@@ -210,7 +214,7 @@
                 <w:noProof/>
                 <w:webHidden/>
               </w:rPr>
-              <w:t>25</w:t>
+              <w:t>2</w:t>
             </w:r>
             <w:r>
               <w:rPr>
@@ -228,10 +232,12 @@
               <w:tab w:val="right" w:leader="dot" w:pos="14298"/>
             </w:tabs>
             <w:rPr>
+              <w:rFonts w:eastAsiaTheme="minorEastAsia"/>
               <w:noProof/>
+              <w:lang w:eastAsia="ru-RU"/>
             </w:rPr>
           </w:pPr>
-          <w:hyperlink w:anchor="_Toc222313388" w:history="1">
+          <w:hyperlink w:anchor="_Toc224234565" w:history="1">
             <w:r>
               <w:rPr>
                 <w:rStyle w:val="a8"/>
@@ -259,7 +265,7 @@
                 <w:noProof/>
                 <w:webHidden/>
               </w:rPr>
-              <w:instrText xml:space="preserve"> PAGEREF _Toc222313388 \h </w:instrText>
+              <w:instrText xml:space="preserve"> PAGEREF _Toc224234565 \h </w:instrText>
             </w:r>
             <w:r>
               <w:rPr>
@@ -279,7 +285,7 @@
                 <w:noProof/>
                 <w:webHidden/>
               </w:rPr>
-              <w:t>25</w:t>
+              <w:t>2</w:t>
             </w:r>
             <w:r>
               <w:rPr>
@@ -297,10 +303,12 @@
               <w:tab w:val="right" w:leader="dot" w:pos="14298"/>
             </w:tabs>
             <w:rPr>
+              <w:rFonts w:eastAsiaTheme="minorEastAsia"/>
               <w:noProof/>
+              <w:lang w:eastAsia="ru-RU"/>
             </w:rPr>
           </w:pPr>
-          <w:hyperlink w:anchor="_Toc222313389" w:history="1">
+          <w:hyperlink w:anchor="_Toc224234566" w:history="1">
             <w:r>
               <w:rPr>
                 <w:rStyle w:val="a8"/>
@@ -328,7 +336,7 @@
                 <w:noProof/>
                 <w:webHidden/>
               </w:rPr>
-              <w:instrText xml:space="preserve"> PAGEREF _Toc222313389 \h </w:instrText>
+              <w:instrText xml:space="preserve"> PAGEREF _Toc224234566 \h </w:instrText>
             </w:r>
             <w:r>
               <w:rPr>
@@ -348,7 +356,7 @@
                 <w:noProof/>
                 <w:webHidden/>
               </w:rPr>
-              <w:t>26</w:t>
+              <w:t>2</w:t>
             </w:r>
             <w:r>
               <w:rPr>
@@ -366,10 +374,12 @@
               <w:tab w:val="right" w:leader="dot" w:pos="14298"/>
             </w:tabs>
             <w:rPr>
+              <w:rFonts w:eastAsiaTheme="minorEastAsia"/>
               <w:noProof/>
+              <w:lang w:eastAsia="ru-RU"/>
             </w:rPr>
           </w:pPr>
-          <w:hyperlink w:anchor="_Toc222313390" w:history="1">
+          <w:hyperlink w:anchor="_Toc224234567" w:history="1">
             <w:r>
               <w:rPr>
                 <w:rStyle w:val="a8"/>
@@ -397,7 +407,7 @@
                 <w:noProof/>
                 <w:webHidden/>
               </w:rPr>
-              <w:instrText xml:space="preserve"> PAGEREF _Toc222313390 \h </w:instrText>
+              <w:instrText xml:space="preserve"> PAGEREF _Toc224234567 \h </w:instrText>
             </w:r>
             <w:r>
               <w:rPr>
@@ -417,7 +427,7 @@
                 <w:noProof/>
                 <w:webHidden/>
               </w:rPr>
-              <w:t>27</w:t>
+              <w:t>4</w:t>
             </w:r>
             <w:r>
               <w:rPr>
@@ -435,10 +445,12 @@
               <w:tab w:val="right" w:leader="dot" w:pos="14298"/>
             </w:tabs>
             <w:rPr>
+              <w:rFonts w:eastAsiaTheme="minorEastAsia"/>
               <w:noProof/>
+              <w:lang w:eastAsia="ru-RU"/>
             </w:rPr>
           </w:pPr>
-          <w:hyperlink w:anchor="_Toc222313391" w:history="1">
+          <w:hyperlink w:anchor="_Toc224234568" w:history="1">
             <w:r>
               <w:rPr>
                 <w:rStyle w:val="a8"/>
@@ -466,7 +478,7 @@
                 <w:noProof/>
                 <w:webHidden/>
               </w:rPr>
-              <w:instrText xml:space="preserve"> PAGEREF _Toc222313391 \h </w:instrText>
+              <w:instrText xml:space="preserve"> PAGEREF _Toc224234568 \h </w:instrText>
             </w:r>
             <w:r>
               <w:rPr>
@@ -486,7 +498,7 @@
                 <w:noProof/>
                 <w:webHidden/>
               </w:rPr>
-              <w:t>28</w:t>
+              <w:t>4</w:t>
             </w:r>
             <w:r>
               <w:rPr>
@@ -504,10 +516,12 @@
               <w:tab w:val="right" w:leader="dot" w:pos="14298"/>
             </w:tabs>
             <w:rPr>
+              <w:rFonts w:eastAsiaTheme="minorEastAsia"/>
               <w:noProof/>
+              <w:lang w:eastAsia="ru-RU"/>
             </w:rPr>
           </w:pPr>
-          <w:hyperlink w:anchor="_Toc222313392" w:history="1">
+          <w:hyperlink w:anchor="_Toc224234569" w:history="1">
             <w:r>
               <w:rPr>
                 <w:rStyle w:val="a8"/>
@@ -535,7 +549,7 @@
                 <w:noProof/>
                 <w:webHidden/>
               </w:rPr>
-              <w:instrText xml:space="preserve"> PAGEREF _Toc222313392 \h </w:instrText>
+              <w:instrText xml:space="preserve"> PAGEREF _Toc224234569 \h </w:instrText>
             </w:r>
             <w:r>
               <w:rPr>
@@ -555,7 +569,7 @@
                 <w:noProof/>
                 <w:webHidden/>
               </w:rPr>
-              <w:t>28</w:t>
+              <w:t>5</w:t>
             </w:r>
             <w:r>
               <w:rPr>
@@ -573,10 +587,12 @@
               <w:tab w:val="right" w:leader="dot" w:pos="14298"/>
             </w:tabs>
             <w:rPr>
+              <w:rFonts w:eastAsiaTheme="minorEastAsia"/>
               <w:noProof/>
+              <w:lang w:eastAsia="ru-RU"/>
             </w:rPr>
           </w:pPr>
-          <w:hyperlink w:anchor="_Toc222313393" w:history="1">
+          <w:hyperlink w:anchor="_Toc224234570" w:history="1">
             <w:r>
               <w:rPr>
                 <w:rStyle w:val="a8"/>
@@ -604,7 +620,7 @@
                 <w:noProof/>
                 <w:webHidden/>
               </w:rPr>
-              <w:instrText xml:space="preserve"> PAGEREF _Toc222313393 \h </w:instrText>
+              <w:instrText xml:space="preserve"> PAGEREF _Toc224234570 \h </w:instrText>
             </w:r>
             <w:r>
               <w:rPr>
@@ -624,7 +640,7 @@
                 <w:noProof/>
                 <w:webHidden/>
               </w:rPr>
-              <w:t>28</w:t>
+              <w:t>5</w:t>
             </w:r>
             <w:r>
               <w:rPr>
@@ -642,10 +658,12 @@
               <w:tab w:val="right" w:leader="dot" w:pos="14298"/>
             </w:tabs>
             <w:rPr>
+              <w:rFonts w:eastAsiaTheme="minorEastAsia"/>
               <w:noProof/>
+              <w:lang w:eastAsia="ru-RU"/>
             </w:rPr>
           </w:pPr>
-          <w:hyperlink w:anchor="_Toc222313394" w:history="1">
+          <w:hyperlink w:anchor="_Toc224234571" w:history="1">
             <w:r>
               <w:rPr>
                 <w:rStyle w:val="a8"/>
@@ -673,7 +691,7 @@
                 <w:noProof/>
                 <w:webHidden/>
               </w:rPr>
-              <w:instrText xml:space="preserve"> PAGEREF _Toc222313394 \h </w:instrText>
+              <w:instrText xml:space="preserve"> PAGEREF _Toc224234571 \h </w:instrText>
             </w:r>
             <w:r>
               <w:rPr>
@@ -693,7 +711,7 @@
                 <w:noProof/>
                 <w:webHidden/>
               </w:rPr>
-              <w:t>29</w:t>
+              <w:t>6</w:t>
             </w:r>
             <w:r>
               <w:rPr>
@@ -711,10 +729,12 @@
               <w:tab w:val="right" w:leader="dot" w:pos="14298"/>
             </w:tabs>
             <w:rPr>
+              <w:rFonts w:eastAsiaTheme="minorEastAsia"/>
               <w:noProof/>
+              <w:lang w:eastAsia="ru-RU"/>
             </w:rPr>
           </w:pPr>
-          <w:hyperlink w:anchor="_Toc222313395" w:history="1">
+          <w:hyperlink w:anchor="_Toc224234572" w:history="1">
             <w:r>
               <w:rPr>
                 <w:rStyle w:val="a8"/>
@@ -742,7 +762,7 @@
                 <w:noProof/>
                 <w:webHidden/>
               </w:rPr>
-              <w:instrText xml:space="preserve"> PAGEREF _Toc222313395 \h </w:instrText>
+              <w:instrText xml:space="preserve"> PAGEREF _Toc224234572 \h </w:instrText>
             </w:r>
             <w:r>
               <w:rPr>
@@ -762,7 +782,7 @@
                 <w:noProof/>
                 <w:webHidden/>
               </w:rPr>
-              <w:t>29</w:t>
+              <w:t>6</w:t>
             </w:r>
             <w:r>
               <w:rPr>
@@ -780,10 +800,12 @@
               <w:tab w:val="right" w:leader="dot" w:pos="14298"/>
             </w:tabs>
             <w:rPr>
+              <w:rFonts w:eastAsiaTheme="minorEastAsia"/>
               <w:noProof/>
+              <w:lang w:eastAsia="ru-RU"/>
             </w:rPr>
           </w:pPr>
-          <w:hyperlink w:anchor="_Toc222313396" w:history="1">
+          <w:hyperlink w:anchor="_Toc224234573" w:history="1">
             <w:r>
               <w:rPr>
                 <w:rStyle w:val="a8"/>
@@ -811,7 +833,7 @@
                 <w:noProof/>
                 <w:webHidden/>
               </w:rPr>
-              <w:instrText xml:space="preserve"> PAGEREF _Toc222313396 \h </w:instrText>
+              <w:instrText xml:space="preserve"> PAGEREF _Toc224234573 \h </w:instrText>
             </w:r>
             <w:r>
               <w:rPr>
@@ -831,7 +853,7 @@
                 <w:noProof/>
                 <w:webHidden/>
               </w:rPr>
-              <w:t>31</w:t>
+              <w:t>9</w:t>
             </w:r>
             <w:r>
               <w:rPr>
@@ -849,10 +871,12 @@
               <w:tab w:val="right" w:leader="dot" w:pos="14298"/>
             </w:tabs>
             <w:rPr>
+              <w:rFonts w:eastAsiaTheme="minorEastAsia"/>
               <w:noProof/>
+              <w:lang w:eastAsia="ru-RU"/>
             </w:rPr>
           </w:pPr>
-          <w:hyperlink w:anchor="_Toc222313397" w:history="1">
+          <w:hyperlink w:anchor="_Toc224234574" w:history="1">
             <w:r>
               <w:rPr>
                 <w:rStyle w:val="a8"/>
@@ -880,7 +904,7 @@
                 <w:noProof/>
                 <w:webHidden/>
               </w:rPr>
-              <w:instrText xml:space="preserve"> PAGEREF _Toc222313397 \h </w:instrText>
+              <w:instrText xml:space="preserve"> PAGEREF _Toc224234574 \h </w:instrText>
             </w:r>
             <w:r>
               <w:rPr>
@@ -900,7 +924,7 @@
                 <w:noProof/>
                 <w:webHidden/>
               </w:rPr>
-              <w:t>33</w:t>
+              <w:t>11</w:t>
             </w:r>
             <w:r>
               <w:rPr>
@@ -918,14 +942,156 @@
               <w:tab w:val="right" w:leader="dot" w:pos="14298"/>
             </w:tabs>
             <w:rPr>
+              <w:rFonts w:eastAsiaTheme="minorEastAsia"/>
               <w:noProof/>
+              <w:lang w:eastAsia="ru-RU"/>
             </w:rPr>
           </w:pPr>
-          <w:hyperlink w:anchor="_Toc222313398" w:history="1">
+          <w:hyperlink w:anchor="_Toc224234575" w:history="1">
             <w:r>
               <w:rPr>
                 <w:rStyle w:val="a8"/>
                 <w:noProof/>
+              </w:rPr>
+              <w:t>Модели данных</w:t>
+            </w:r>
+            <w:r>
+              <w:rPr>
+                <w:noProof/>
+                <w:webHidden/>
+              </w:rPr>
+              <w:tab/>
+            </w:r>
+            <w:r>
+              <w:rPr>
+                <w:noProof/>
+                <w:webHidden/>
+              </w:rPr>
+              <w:fldChar w:fldCharType="begin"/>
+            </w:r>
+            <w:r>
+              <w:rPr>
+                <w:noProof/>
+                <w:webHidden/>
+              </w:rPr>
+              <w:instrText xml:space="preserve"> PAGEREF _Toc224234575 \h </w:instrText>
+            </w:r>
+            <w:r>
+              <w:rPr>
+                <w:noProof/>
+                <w:webHidden/>
+              </w:rPr>
+            </w:r>
+            <w:r>
+              <w:rPr>
+                <w:noProof/>
+                <w:webHidden/>
+              </w:rPr>
+              <w:fldChar w:fldCharType="separate"/>
+            </w:r>
+            <w:r>
+              <w:rPr>
+                <w:noProof/>
+                <w:webHidden/>
+              </w:rPr>
+              <w:t>13</w:t>
+            </w:r>
+            <w:r>
+              <w:rPr>
+                <w:noProof/>
+                <w:webHidden/>
+              </w:rPr>
+              <w:fldChar w:fldCharType="end"/>
+            </w:r>
+          </w:hyperlink>
+        </w:p>
+        <w:p>
+          <w:pPr>
+            <w:pStyle w:val="21"/>
+            <w:tabs>
+              <w:tab w:val="right" w:leader="dot" w:pos="14298"/>
+            </w:tabs>
+            <w:rPr>
+              <w:rFonts w:eastAsiaTheme="minorEastAsia"/>
+              <w:noProof/>
+              <w:lang w:eastAsia="ru-RU"/>
+            </w:rPr>
+          </w:pPr>
+          <w:hyperlink w:anchor="_Toc224234576" w:history="1">
+            <w:r>
+              <w:rPr>
+                <w:rStyle w:val="a8"/>
+                <w:noProof/>
+              </w:rPr>
+              <w:t>Сущности системы и их связи (ERD):</w:t>
+            </w:r>
+            <w:r>
+              <w:rPr>
+                <w:noProof/>
+                <w:webHidden/>
+              </w:rPr>
+              <w:tab/>
+            </w:r>
+            <w:r>
+              <w:rPr>
+                <w:noProof/>
+                <w:webHidden/>
+              </w:rPr>
+              <w:fldChar w:fldCharType="begin"/>
+            </w:r>
+            <w:r>
+              <w:rPr>
+                <w:noProof/>
+                <w:webHidden/>
+              </w:rPr>
+              <w:instrText xml:space="preserve"> PAGEREF _Toc224234576 \h </w:instrText>
+            </w:r>
+            <w:r>
+              <w:rPr>
+                <w:noProof/>
+                <w:webHidden/>
+              </w:rPr>
+            </w:r>
+            <w:r>
+              <w:rPr>
+                <w:noProof/>
+                <w:webHidden/>
+              </w:rPr>
+              <w:fldChar w:fldCharType="separate"/>
+            </w:r>
+            <w:r>
+              <w:rPr>
+                <w:noProof/>
+                <w:webHidden/>
+              </w:rPr>
+              <w:t>13</w:t>
+            </w:r>
+            <w:r>
+              <w:rPr>
+                <w:noProof/>
+                <w:webHidden/>
+              </w:rPr>
+              <w:fldChar w:fldCharType="end"/>
+            </w:r>
+          </w:hyperlink>
+        </w:p>
+        <w:p>
+          <w:pPr>
+            <w:pStyle w:val="11"/>
+            <w:tabs>
+              <w:tab w:val="right" w:leader="dot" w:pos="14298"/>
+            </w:tabs>
+            <w:rPr>
+              <w:rFonts w:eastAsiaTheme="minorEastAsia"/>
+              <w:noProof/>
+              <w:lang w:eastAsia="ru-RU"/>
+            </w:rPr>
+          </w:pPr>
+          <w:hyperlink w:anchor="_Toc224234577" w:history="1">
+            <w:r>
+              <w:rPr>
+                <w:rStyle w:val="a8"/>
+                <w:noProof/>
                 <w:lang w:bidi="ru-RU"/>
               </w:rPr>
               <w:t>Нефункциональные требования</w:t>
@@ -949,7 +1115,7 @@
                 <w:noProof/>
                 <w:webHidden/>
               </w:rPr>
-              <w:instrText xml:space="preserve"> PAGEREF _Toc222313398 \h </w:instrText>
+              <w:instrText xml:space="preserve"> PAGEREF _Toc224234577 \h </w:instrText>
             </w:r>
             <w:r>
               <w:rPr>
@@ -969,7 +1135,7 @@
                 <w:noProof/>
                 <w:webHidden/>
               </w:rPr>
-              <w:t>36</w:t>
+              <w:t>14</w:t>
             </w:r>
             <w:r>
               <w:rPr>
@@ -1017,7 +1183,6 @@
     </w:p>
     <w:p>
       <w:pPr>
-        <w:jc w:val="center"/>
         <w:rPr>
           <w:rFonts w:ascii="Times New Roman" w:hAnsi="Times New Roman" w:cs="Times New Roman"/>
           <w:b/>
@@ -1029,17 +1194,6 @@
     </w:p>
     <w:p>
       <w:pPr>
-        <w:rPr>
-          <w:rFonts w:ascii="Times New Roman" w:hAnsi="Times New Roman" w:cs="Times New Roman"/>
-          <w:b/>
-          <w:bCs/>
-          <w:sz w:val="32"/>
-          <w:szCs w:val="32"/>
-        </w:rPr>
-      </w:pPr>
-    </w:p>
-    <w:p>
-      <w:pPr>
         <w:pStyle w:val="1"/>
         <w:spacing w:after="240"/>
         <w:rPr>
@@ -1048,7 +1202,7 @@
       </w:pPr>
       <w:bookmarkStart w:id="0" w:name="bookmark1"/>
       <w:bookmarkStart w:id="1" w:name="bookmark0"/>
-      <w:bookmarkStart w:id="2" w:name="_Toc222313386"/>
+      <w:bookmarkStart w:id="2" w:name="_Toc224234563"/>
       <w:r>
         <w:rPr>
           <w:lang w:bidi="ru-RU"/>
@@ -1068,7 +1222,7 @@
           <w:lang w:bidi="ru-RU"/>
         </w:rPr>
       </w:pPr>
-      <w:bookmarkStart w:id="3" w:name="_Toc222313387"/>
+      <w:bookmarkStart w:id="3" w:name="_Toc224234564"/>
       <w:r>
         <w:rPr>
           <w:lang w:bidi="ru-RU"/>
@@ -1109,7 +1263,7 @@
           <w:lang w:bidi="ru-RU"/>
         </w:rPr>
       </w:pPr>
-      <w:bookmarkStart w:id="4" w:name="_Toc222313388"/>
+      <w:bookmarkStart w:id="4" w:name="_Toc224234565"/>
       <w:r>
         <w:rPr>
           <w:lang w:bidi="ru-RU"/>
@@ -1151,7 +1305,7 @@
         </w:rPr>
       </w:pPr>
       <w:bookmarkStart w:id="5" w:name="bookmark5"/>
-      <w:bookmarkStart w:id="6" w:name="_Toc222313389"/>
+      <w:bookmarkStart w:id="6" w:name="_Toc224234566"/>
       <w:r>
         <w:rPr>
           <w:lang w:bidi="ru-RU"/>
@@ -2571,7 +2725,7 @@
           <w:lang w:bidi="ru-RU"/>
         </w:rPr>
       </w:pPr>
-      <w:bookmarkStart w:id="7" w:name="_Toc222313390"/>
+      <w:bookmarkStart w:id="7" w:name="_Toc224234567"/>
       <w:r>
         <w:rPr>
           <w:lang w:bidi="ru-RU"/>
@@ -2942,7 +3096,7 @@
           <w:lang w:bidi="ru-RU"/>
         </w:rPr>
       </w:pPr>
-      <w:bookmarkStart w:id="8" w:name="_Toc222313391"/>
+      <w:bookmarkStart w:id="8" w:name="_Toc224234568"/>
       <w:proofErr w:type="spellStart"/>
       <w:r>
         <w:rPr>
@@ -3169,7 +3323,7 @@
           <w:lang w:bidi="ru-RU"/>
         </w:rPr>
       </w:pPr>
-      <w:bookmarkStart w:id="9" w:name="_Toc222313392"/>
+      <w:bookmarkStart w:id="9" w:name="_Toc224234569"/>
       <w:r>
         <w:rPr>
           <w:lang w:bidi="ru-RU"/>
@@ -3252,7 +3406,7 @@
           <w:lang w:bidi="ru-RU"/>
         </w:rPr>
       </w:pPr>
-      <w:bookmarkStart w:id="10" w:name="_Toc222313393"/>
+      <w:bookmarkStart w:id="10" w:name="_Toc224234570"/>
       <w:r>
         <w:rPr>
           <w:lang w:bidi="ru-RU"/>
@@ -3305,13 +3459,21 @@
           <w:lang w:bidi="ru-RU"/>
         </w:rPr>
       </w:pPr>
-      <w:bookmarkStart w:id="11" w:name="_Toc222313394"/>
+      <w:bookmarkStart w:id="11" w:name="_Toc224234571"/>
       <w:r>
         <w:rPr>
           <w:lang w:bidi="ru-RU"/>
         </w:rPr>
         <w:lastRenderedPageBreak/>
-        <w:t>Модель процесса</w:t>
+        <w:t>Модел</w:t>
+      </w:r>
+      <w:bookmarkStart w:id="12" w:name="_GoBack"/>
+      <w:bookmarkEnd w:id="12"/>
+      <w:r>
+        <w:rPr>
+          <w:lang w:bidi="ru-RU"/>
+        </w:rPr>
+        <w:t>ь процесса</w:t>
       </w:r>
       <w:bookmarkEnd w:id="11"/>
       <w:r>
@@ -3329,7 +3491,7 @@
           <w:lang w:bidi="ru-RU"/>
         </w:rPr>
       </w:pPr>
-      <w:bookmarkStart w:id="12" w:name="_Toc222313395"/>
+      <w:bookmarkStart w:id="13" w:name="_Toc224234572"/>
       <w:proofErr w:type="spellStart"/>
       <w:r>
         <w:rPr>
@@ -3344,7 +3506,7 @@
         </w:rPr>
         <w:t xml:space="preserve"> модель</w:t>
       </w:r>
-      <w:bookmarkEnd w:id="12"/>
+      <w:bookmarkEnd w:id="13"/>
     </w:p>
     <w:p>
       <w:pPr>
@@ -3636,8 +3798,6 @@
         </w:rPr>
         <w:t>Анализ результатов поиска</w:t>
       </w:r>
-      <w:bookmarkStart w:id="13" w:name="_GoBack"/>
-      <w:bookmarkEnd w:id="13"/>
     </w:p>
     <w:p>
       <w:pPr>
@@ -4132,7 +4292,7 @@
           <w:lang w:bidi="ru-RU"/>
         </w:rPr>
       </w:pPr>
-      <w:bookmarkStart w:id="14" w:name="_Toc222313396"/>
+      <w:bookmarkStart w:id="14" w:name="_Toc224234573"/>
       <w:r>
         <w:rPr>
           <w:lang w:bidi="ru-RU"/>
@@ -5494,7 +5654,7 @@
           <w:lang w:val="en-US" w:bidi="ru-RU"/>
         </w:rPr>
       </w:pPr>
-      <w:bookmarkStart w:id="15" w:name="_Toc222313397"/>
+      <w:bookmarkStart w:id="15" w:name="_Toc224234574"/>
       <w:r>
         <w:rPr>
           <w:lang w:val="en-US" w:bidi="ru-RU"/>
@@ -6545,7 +6705,7 @@
           <w:footerReference w:type="default" r:id="rId9"/>
           <w:pgSz w:w="16840" w:h="11900" w:orient="landscape"/>
           <w:pgMar w:top="1403" w:right="1087" w:bottom="917" w:left="1445" w:header="0" w:footer="3" w:gutter="0"/>
-          <w:pgNumType w:start="24"/>
+          <w:pgNumType w:start="1"/>
           <w:cols w:space="720"/>
           <w:noEndnote/>
           <w:docGrid w:linePitch="360"/>
@@ -6556,11 +6716,91 @@
       <w:pPr>
         <w:pStyle w:val="1"/>
         <w:spacing w:after="240"/>
-        <w:rPr>
-          <w:lang w:bidi="ru-RU"/>
-        </w:rPr>
-      </w:pPr>
-      <w:bookmarkStart w:id="16" w:name="_Toc222313398"/>
+      </w:pPr>
+      <w:bookmarkStart w:id="16" w:name="_Toc224234575"/>
+      <w:r>
+        <w:lastRenderedPageBreak/>
+        <w:t>Модели данных</w:t>
+      </w:r>
+      <w:bookmarkEnd w:id="16"/>
+      <w:r>
+        <w:t xml:space="preserve"> </w:t>
+      </w:r>
+    </w:p>
+    <w:p>
+      <w:pPr>
+        <w:pStyle w:val="2"/>
+        <w:rPr>
+          <w:lang w:bidi="ru-RU"/>
+        </w:rPr>
+      </w:pPr>
+      <w:bookmarkStart w:id="17" w:name="_Toc224234576"/>
+      <w:r>
+        <w:t>Сущности системы и их связи (ERD):</w:t>
+      </w:r>
+      <w:bookmarkEnd w:id="17"/>
+    </w:p>
+    <w:p>
+      <w:pPr>
+        <w:pStyle w:val="a9"/>
+        <w:rPr>
+          <w:lang w:bidi="ru-RU"/>
+        </w:rPr>
+      </w:pPr>
+      <w:r>
+        <w:drawing>
+          <wp:inline distT="0" distB="0" distL="0" distR="0" wp14:anchorId="06A9D7B5" wp14:editId="33F52808">
+            <wp:extent cx="9071610" cy="4566285"/>
+            <wp:effectExtent l="0" t="0" r="0" b="5715"/>
+            <wp:docPr id="1" name="Рисунок 1"/>
+            <wp:cNvGraphicFramePr>
+              <a:graphicFrameLocks xmlns:a="http://schemas.openxmlformats.org/drawingml/2006/main" noChangeAspect="1"/>
+            </wp:cNvGraphicFramePr>
+            <a:graphic xmlns:a="http://schemas.openxmlformats.org/drawingml/2006/main">
+              <a:graphicData uri="http://schemas.openxmlformats.org/drawingml/2006/picture">
+                <pic:pic xmlns:pic="http://schemas.openxmlformats.org/drawingml/2006/picture">
+                  <pic:nvPicPr>
+                    <pic:cNvPr id="1" name=""/>
+                    <pic:cNvPicPr/>
+                  </pic:nvPicPr>
+                  <pic:blipFill>
+                    <a:blip r:embed="rId10"/>
+                    <a:stretch>
+                      <a:fillRect/>
+                    </a:stretch>
+                  </pic:blipFill>
+                  <pic:spPr>
+                    <a:xfrm>
+                      <a:off x="0" y="0"/>
+                      <a:ext cx="9071610" cy="4566285"/>
+                    </a:xfrm>
+                    <a:prstGeom prst="rect">
+                      <a:avLst/>
+                    </a:prstGeom>
+                  </pic:spPr>
+                </pic:pic>
+              </a:graphicData>
+            </a:graphic>
+          </wp:inline>
+        </w:drawing>
+      </w:r>
+    </w:p>
+    <w:p>
+      <w:pPr>
+        <w:rPr>
+          <w:lang w:bidi="ru-RU"/>
+        </w:rPr>
+      </w:pPr>
+    </w:p>
+    <w:p>
+      <w:pPr>
+        <w:pStyle w:val="1"/>
+        <w:spacing w:after="240"/>
+        <w:rPr>
+          <w:lang w:bidi="ru-RU"/>
+        </w:rPr>
+      </w:pPr>
+      <w:bookmarkStart w:id="18" w:name="_Toc224234577"/>
       <w:r>
         <w:rPr>
           <w:lang w:bidi="ru-RU"/>
@@ -6568,7 +6808,7 @@
         <w:lastRenderedPageBreak/>
         <w:t>Нефункциональные требования</w:t>
       </w:r>
-      <w:bookmarkEnd w:id="16"/>
+      <w:bookmarkEnd w:id="18"/>
     </w:p>
     <w:tbl>
       <w:tblPr>
@@ -7727,6 +7967,38 @@
 
 <file path=word/footer1.xml><?xml version="1.0" encoding="utf-8"?>
 <w:ftr xmlns:wpc="http://schemas.microsoft.com/office/word/2010/wordprocessingCanvas" xmlns:cx="http://schemas.microsoft.com/office/drawing/2014/chartex" xmlns:cx1="http://schemas.microsoft.com/office/drawing/2015/9/8/chartex" xmlns:cx2="http://schemas.microsoft.com/office/drawing/2015/10/21/chartex" xmlns:cx3="http://schemas.microsoft.com/office/drawing/2016/5/9/chartex" xmlns:cx4="http://schemas.microsoft.com/office/drawing/2016/5/10/chartex" xmlns:cx5="http://schemas.microsoft.com/office/drawing/2016/5/11/chartex" xmlns:cx6="http://schemas.microsoft.com/office/drawing/2016/5/12/chartex" xmlns:cx7="http://schemas.microsoft.com/office/drawing/2016/5/13/chartex" xmlns:cx8="http://schemas.microsoft.com/office/drawing/2016/5/14/chartex" xmlns:mc="http://schemas.openxmlformats.org/markup-compatibility/2006" xmlns:aink="http://schemas.microsoft.com/office/drawing/2016/ink" xmlns:am3d="http://schemas.microsoft.com/office/drawing/2017/model3d" xmlns:o="urn:schemas-microsoft-com:office:office" xmlns:r="http://schemas.openxmlformats.org/officeDocument/2006/relationships" xmlns:m="http://schemas.openxmlformats.org/officeDocument/2006/math" xmlns:v="urn:schemas-microsoft-com:vml" xmlns:wp14="http://schemas.microsoft.com/office/word/2010/wordprocessingDrawing" xmlns:wp="http://schemas.openxmlformats.org/drawingml/2006/wordprocessingDrawing" xmlns:w10="urn:schemas-microsoft-com:office:word" xmlns:w="http://schemas.openxmlformats.org/wordprocessingml/2006/main" xmlns:w14="http://schemas.microsoft.com/office/word/2010/wordml" xmlns:w15="http://schemas.microsoft.com/office/word/2012/wordml" xmlns:w16cex="http://schemas.microsoft.com/office/word/2018/wordml/cex" xmlns:w16cid="http://schemas.microsoft.com/office/word/2016/wordml/cid" xmlns:w16="http://schemas.microsoft.com/office/word/2018/wordml" xmlns:w16se="http://schemas.microsoft.com/office/word/2015/wordml/symex" xmlns:wpg="http://schemas.microsoft.com/office/word/2010/wordprocessingGroup" xmlns:wpi="http://schemas.microsoft.com/office/word/2010/wordprocessingInk" xmlns:wne="http://schemas.microsoft.com/office/word/2006/wordml" xmlns:wps="http://schemas.microsoft.com/office/word/2010/wordprocessingShape" mc:Ignorable="w14 w15 w16se w16cid w16 w16cex wp14">
+  <w:sdt>
+    <w:sdtPr>
+      <w:id w:val="-1903054071"/>
+      <w:docPartObj>
+        <w:docPartGallery w:val="Page Numbers (Bottom of Page)"/>
+        <w:docPartUnique/>
+      </w:docPartObj>
+    </w:sdtPr>
+    <w:sdtContent>
+      <w:p>
+        <w:pPr>
+          <w:pStyle w:val="ac"/>
+          <w:jc w:val="center"/>
+        </w:pPr>
+        <w:r>
+          <w:fldChar w:fldCharType="begin"/>
+        </w:r>
+        <w:r>
+          <w:instrText>PAGE   \* MERGEFORMAT</w:instrText>
+        </w:r>
+        <w:r>
+          <w:fldChar w:fldCharType="separate"/>
+        </w:r>
+        <w:r>
+          <w:t>2</w:t>
+        </w:r>
+        <w:r>
+          <w:fldChar w:fldCharType="end"/>
+        </w:r>
+      </w:p>
+    </w:sdtContent>
+  </w:sdt>
   <w:p>
     <w:pPr>
       <w:spacing w:line="1" w:lineRule="exact"/>
@@ -9576,6 +9848,7 @@
   <w:style w:type="character" w:default="1" w:styleId="a0">
     <w:name w:val="Default Paragraph Font"/>
     <w:uiPriority w:val="1"/>
+    <w:semiHidden/>
     <w:unhideWhenUsed/>
   </w:style>
   <w:style w:type="table" w:default="1" w:styleId="a1">
@@ -9756,6 +10029,59 @@
       <w:sz w:val="24"/>
       <w:szCs w:val="24"/>
     </w:rPr>
+  </w:style>
+  <w:style w:type="paragraph" w:styleId="a9">
+    <w:name w:val="No Spacing"/>
+    <w:uiPriority w:val="1"/>
+    <w:qFormat/>
+    <w:rsid w:val="00D32D88"/>
+    <w:pPr>
+      <w:spacing w:after="0" w:line="240" w:lineRule="auto"/>
+    </w:pPr>
+  </w:style>
+  <w:style w:type="paragraph" w:styleId="aa">
+    <w:name w:val="header"/>
+    <w:basedOn w:val="a"/>
+    <w:link w:val="ab"/>
+    <w:uiPriority w:val="99"/>
+    <w:unhideWhenUsed/>
+    <w:rsid w:val="00D32D88"/>
+    <w:pPr>
+      <w:tabs>
+        <w:tab w:val="center" w:pos="4677"/>
+        <w:tab w:val="right" w:pos="9355"/>
+      </w:tabs>
+      <w:spacing w:after="0" w:line="240" w:lineRule="auto"/>
+    </w:pPr>
+  </w:style>
+  <w:style w:type="character" w:customStyle="1" w:styleId="ab">
+    <w:name w:val="Верхний колонтитул Знак"/>
+    <w:basedOn w:val="a0"/>
+    <w:link w:val="aa"/>
+    <w:uiPriority w:val="99"/>
+    <w:rsid w:val="00D32D88"/>
+  </w:style>
+  <w:style w:type="paragraph" w:styleId="ac">
+    <w:name w:val="footer"/>
+    <w:basedOn w:val="a"/>
+    <w:link w:val="ad"/>
+    <w:uiPriority w:val="99"/>
+    <w:unhideWhenUsed/>
+    <w:rsid w:val="00D32D88"/>
+    <w:pPr>
+      <w:tabs>
+        <w:tab w:val="center" w:pos="4677"/>
+        <w:tab w:val="right" w:pos="9355"/>
+      </w:tabs>
+      <w:spacing w:after="0" w:line="240" w:lineRule="auto"/>
+    </w:pPr>
+  </w:style>
+  <w:style w:type="character" w:customStyle="1" w:styleId="ad">
+    <w:name w:val="Нижний колонтитул Знак"/>
+    <w:basedOn w:val="a0"/>
+    <w:link w:val="ac"/>
+    <w:uiPriority w:val="99"/>
+    <w:rsid w:val="00D32D88"/>
   </w:style>
 </w:styles>
 </file>
@@ -10060,7 +10386,7 @@
 </file>
 
 <file path=customXml/itemProps1.xml><?xml version="1.0" encoding="utf-8"?>
-<ds:datastoreItem xmlns:ds="http://schemas.openxmlformats.org/officeDocument/2006/customXml" ds:itemID="{21AD5305-57D8-451E-BF9B-5031909F372A}">
+<ds:datastoreItem xmlns:ds="http://schemas.openxmlformats.org/officeDocument/2006/customXml" ds:itemID="{506C2423-F63D-44A5-9656-807FF2596BEB}">
   <ds:schemaRefs>
     <ds:schemaRef ds:uri="http://schemas.openxmlformats.org/officeDocument/2006/bibliography"/>
   </ds:schemaRefs>

--- a/SA.docx
+++ b/SA.docx
@@ -29,7 +29,7 @@
           <w:sz w:val="32"/>
           <w:szCs w:val="32"/>
         </w:rPr>
-        <w:t>«Формирование индивидуальных туров»</w:t>
+        <w:t>«Формирование туров»</w:t>
       </w:r>
     </w:p>
     <w:p>
@@ -1210,9 +1210,11 @@
         <w:lastRenderedPageBreak/>
         <w:t>Общая информация</w:t>
       </w:r>
+      <w:bookmarkStart w:id="3" w:name="_GoBack"/>
       <w:bookmarkEnd w:id="0"/>
       <w:bookmarkEnd w:id="1"/>
       <w:bookmarkEnd w:id="2"/>
+      <w:bookmarkEnd w:id="3"/>
     </w:p>
     <w:p>
       <w:pPr>
@@ -1222,14 +1224,14 @@
           <w:lang w:bidi="ru-RU"/>
         </w:rPr>
       </w:pPr>
-      <w:bookmarkStart w:id="3" w:name="_Toc224234564"/>
+      <w:bookmarkStart w:id="4" w:name="_Toc224234564"/>
       <w:r>
         <w:rPr>
           <w:lang w:bidi="ru-RU"/>
         </w:rPr>
         <w:t>Аудитория</w:t>
       </w:r>
-      <w:bookmarkEnd w:id="3"/>
+      <w:bookmarkEnd w:id="4"/>
     </w:p>
     <w:p>
       <w:pPr>
@@ -1252,7 +1254,7 @@
           <w:szCs w:val="28"/>
           <w:lang w:bidi="ru-RU"/>
         </w:rPr>
-        <w:t>Данный документ предназначен для архитекторов решений, тимлидов и разработчиков, создающих инструмент для сотрудников туроператорской компании (менеджеров по туризму).</w:t>
+        <w:t>Данный документ является решением задания по системной аналитике в рамках производственной практики от MEDIASOFT.</w:t>
       </w:r>
     </w:p>
     <w:p>
@@ -1263,14 +1265,14 @@
           <w:lang w:bidi="ru-RU"/>
         </w:rPr>
       </w:pPr>
-      <w:bookmarkStart w:id="4" w:name="_Toc224234565"/>
+      <w:bookmarkStart w:id="5" w:name="_Toc224234565"/>
       <w:r>
         <w:rPr>
           <w:lang w:bidi="ru-RU"/>
         </w:rPr>
         <w:t>Решаемая задача</w:t>
       </w:r>
-      <w:bookmarkEnd w:id="4"/>
+      <w:bookmarkEnd w:id="5"/>
     </w:p>
     <w:p>
       <w:pPr>
@@ -1293,7 +1295,7 @@
           <w:szCs w:val="28"/>
           <w:lang w:bidi="ru-RU"/>
         </w:rPr>
-        <w:t>Обеспечить менеджеру туроператора возможность быстро сконструировать сложный, многокомпонентный тур (перелет + отель + трансфер + экскурсии/страховка) под индивидуальные запросы клиента, получив мгновенный расчет стоимости и гарантированное подтверждение всех услуг, чтобы предложить клиенту готовое решение "под ключ", конкурирующее с сервисами самостоятельного бронирования.</w:t>
+        <w:t>Создать инструмент для менеджера туроператора, позволяющий быстро собирать сложные туры (перелет, отель, трансфер, экскурсии) под запросы клиента с мгновенным расчетом стоимости и гарантией подтверждения всех услуг.</w:t>
       </w:r>
     </w:p>
     <w:p>
@@ -1304,16 +1306,16 @@
           <w:lang w:bidi="ru-RU"/>
         </w:rPr>
       </w:pPr>
-      <w:bookmarkStart w:id="5" w:name="bookmark5"/>
-      <w:bookmarkStart w:id="6" w:name="_Toc224234566"/>
+      <w:bookmarkStart w:id="6" w:name="bookmark5"/>
+      <w:bookmarkStart w:id="7" w:name="_Toc224234566"/>
       <w:r>
         <w:rPr>
           <w:lang w:bidi="ru-RU"/>
         </w:rPr>
         <w:t>Бизнес-требования и их приоритеты</w:t>
       </w:r>
-      <w:bookmarkEnd w:id="5"/>
       <w:bookmarkEnd w:id="6"/>
+      <w:bookmarkEnd w:id="7"/>
     </w:p>
     <w:tbl>
       <w:tblPr>
@@ -1897,7 +1899,6 @@
                 <w:szCs w:val="28"/>
                 <w:lang w:eastAsia="ru-RU"/>
               </w:rPr>
-              <w:lastRenderedPageBreak/>
               <w:t>US-</w:t>
             </w:r>
             <w:r>
@@ -1990,7 +1991,18 @@
                 <w:szCs w:val="28"/>
                 <w:lang w:eastAsia="ru-RU"/>
               </w:rPr>
-              <w:t>я хочу видеть реальную доступность услуг в момент подбора (наличие мест на рейсе, свободные номера в отеле)</w:t>
+              <w:t xml:space="preserve">я хочу видеть реальную доступность услуг в момент подбора (наличие мест на </w:t>
+            </w:r>
+            <w:r>
+              <w:rPr>
+                <w:rFonts w:eastAsia="Times New Roman" w:cstheme="minorHAnsi"/>
+                <w:color w:val="0F1115"/>
+                <w:sz w:val="28"/>
+                <w:szCs w:val="28"/>
+                <w:lang w:eastAsia="ru-RU"/>
+              </w:rPr>
+              <w:lastRenderedPageBreak/>
+              <w:t>рейсе, свободные номера в отеле)</w:t>
             </w:r>
           </w:p>
         </w:tc>
@@ -2026,7 +2038,19 @@
                 <w:szCs w:val="28"/>
                 <w:lang w:eastAsia="ru-RU"/>
               </w:rPr>
-              <w:t>чтобы гарантировать клиенту, что предложение действительно и его можно забронировать здесь и сейчас</w:t>
+              <w:lastRenderedPageBreak/>
+              <w:t xml:space="preserve">чтобы гарантировать клиенту, что предложение действительно и его можно </w:t>
+            </w:r>
+            <w:r>
+              <w:rPr>
+                <w:rFonts w:eastAsia="Times New Roman" w:cstheme="minorHAnsi"/>
+                <w:color w:val="0F1115"/>
+                <w:sz w:val="28"/>
+                <w:szCs w:val="28"/>
+                <w:lang w:eastAsia="ru-RU"/>
+              </w:rPr>
+              <w:lastRenderedPageBreak/>
+              <w:t>забронировать здесь и сейчас</w:t>
             </w:r>
           </w:p>
         </w:tc>
@@ -2062,6 +2086,7 @@
                 <w:szCs w:val="28"/>
                 <w:lang w:eastAsia="ru-RU"/>
               </w:rPr>
+              <w:lastRenderedPageBreak/>
               <w:t>ВЫСОКИЙ</w:t>
             </w:r>
           </w:p>
@@ -2599,18 +2624,7 @@
                 <w:szCs w:val="28"/>
                 <w:lang w:eastAsia="ru-RU"/>
               </w:rPr>
-              <w:t xml:space="preserve">я хочу иметь возможность заблокировать </w:t>
-            </w:r>
-            <w:r>
-              <w:rPr>
-                <w:rFonts w:eastAsia="Times New Roman" w:cstheme="minorHAnsi"/>
-                <w:color w:val="0F1115"/>
-                <w:sz w:val="28"/>
-                <w:szCs w:val="28"/>
-                <w:lang w:eastAsia="ru-RU"/>
-              </w:rPr>
-              <w:lastRenderedPageBreak/>
-              <w:t>подобранные услуги на время согласования с клиентом</w:t>
+              <w:t>я хочу иметь возможность заблокировать подобранные услуги на время согласования с клиентом</w:t>
             </w:r>
           </w:p>
         </w:tc>
@@ -2646,19 +2660,7 @@
                 <w:szCs w:val="28"/>
                 <w:lang w:eastAsia="ru-RU"/>
               </w:rPr>
-              <w:lastRenderedPageBreak/>
-              <w:t xml:space="preserve">чтобы клиент не потерял выбранные места/номера, </w:t>
-            </w:r>
-            <w:r>
-              <w:rPr>
-                <w:rFonts w:eastAsia="Times New Roman" w:cstheme="minorHAnsi"/>
-                <w:color w:val="0F1115"/>
-                <w:sz w:val="28"/>
-                <w:szCs w:val="28"/>
-                <w:lang w:eastAsia="ru-RU"/>
-              </w:rPr>
-              <w:lastRenderedPageBreak/>
-              <w:t>пока думает над нашим предложением</w:t>
+              <w:t>чтобы клиент не потерял выбранные места/номера, пока думает над нашим предложением</w:t>
             </w:r>
           </w:p>
         </w:tc>
@@ -2694,7 +2696,6 @@
                 <w:szCs w:val="28"/>
                 <w:lang w:eastAsia="ru-RU"/>
               </w:rPr>
-              <w:lastRenderedPageBreak/>
               <w:t>ВЫСОКИЙ</w:t>
             </w:r>
           </w:p>
@@ -2725,14 +2726,15 @@
           <w:lang w:bidi="ru-RU"/>
         </w:rPr>
       </w:pPr>
-      <w:bookmarkStart w:id="7" w:name="_Toc224234567"/>
+      <w:bookmarkStart w:id="8" w:name="_Toc224234567"/>
       <w:r>
         <w:rPr>
           <w:lang w:bidi="ru-RU"/>
         </w:rPr>
+        <w:lastRenderedPageBreak/>
         <w:t>Глоссарий</w:t>
       </w:r>
-      <w:bookmarkEnd w:id="7"/>
+      <w:bookmarkEnd w:id="8"/>
     </w:p>
     <w:tbl>
       <w:tblPr>
@@ -3096,7 +3098,7 @@
           <w:lang w:bidi="ru-RU"/>
         </w:rPr>
       </w:pPr>
-      <w:bookmarkStart w:id="8" w:name="_Toc224234568"/>
+      <w:bookmarkStart w:id="9" w:name="_Toc224234568"/>
       <w:proofErr w:type="spellStart"/>
       <w:r>
         <w:rPr>
@@ -3125,7 +3127,7 @@
         </w:rPr>
         <w:t xml:space="preserve"> (AC)</w:t>
       </w:r>
-      <w:bookmarkEnd w:id="8"/>
+      <w:bookmarkEnd w:id="9"/>
     </w:p>
     <w:p>
       <w:pPr>
@@ -3190,7 +3192,6 @@
           <w:szCs w:val="28"/>
           <w:lang w:bidi="ru-RU"/>
         </w:rPr>
-        <w:lastRenderedPageBreak/>
         <w:t xml:space="preserve">Менеджер выбирает конкретный рейс и отель. Система мгновенно проверяет наличие мест через GDS и API </w:t>
       </w:r>
       <w:proofErr w:type="gramStart"/>
@@ -3312,6 +3313,7 @@
           <w:szCs w:val="28"/>
           <w:lang w:bidi="ru-RU"/>
         </w:rPr>
+        <w:lastRenderedPageBreak/>
         <w:t>По команде менеджера система последовательно бронирует все услуги в системах поставщиков, создает единую запись тура и отправляет клиенту интегрированное подтверждение (ваучер).</w:t>
       </w:r>
     </w:p>
@@ -3323,14 +3325,14 @@
           <w:lang w:bidi="ru-RU"/>
         </w:rPr>
       </w:pPr>
-      <w:bookmarkStart w:id="9" w:name="_Toc224234569"/>
+      <w:bookmarkStart w:id="10" w:name="_Toc224234569"/>
       <w:r>
         <w:rPr>
           <w:lang w:bidi="ru-RU"/>
         </w:rPr>
         <w:t>Ограничения</w:t>
       </w:r>
-      <w:bookmarkEnd w:id="9"/>
+      <w:bookmarkEnd w:id="10"/>
     </w:p>
     <w:p>
       <w:pPr>
@@ -3406,14 +3408,14 @@
           <w:lang w:bidi="ru-RU"/>
         </w:rPr>
       </w:pPr>
-      <w:bookmarkStart w:id="10" w:name="_Toc224234570"/>
+      <w:bookmarkStart w:id="11" w:name="_Toc224234570"/>
       <w:r>
         <w:rPr>
           <w:lang w:bidi="ru-RU"/>
         </w:rPr>
         <w:t>Концепция решения</w:t>
       </w:r>
-      <w:bookmarkEnd w:id="10"/>
+      <w:bookmarkEnd w:id="11"/>
     </w:p>
     <w:p>
       <w:pPr>
@@ -3459,23 +3461,15 @@
           <w:lang w:bidi="ru-RU"/>
         </w:rPr>
       </w:pPr>
-      <w:bookmarkStart w:id="11" w:name="_Toc224234571"/>
+      <w:bookmarkStart w:id="12" w:name="_Toc224234571"/>
       <w:r>
         <w:rPr>
           <w:lang w:bidi="ru-RU"/>
         </w:rPr>
         <w:lastRenderedPageBreak/>
-        <w:t>Модел</w:t>
+        <w:t>Модель процесса</w:t>
       </w:r>
-      <w:bookmarkStart w:id="12" w:name="_GoBack"/>
       <w:bookmarkEnd w:id="12"/>
-      <w:r>
-        <w:rPr>
-          <w:lang w:bidi="ru-RU"/>
-        </w:rPr>
-        <w:t>ь процесса</w:t>
-      </w:r>
-      <w:bookmarkEnd w:id="11"/>
       <w:r>
         <w:rPr>
           <w:lang w:bidi="ru-RU"/>
@@ -6748,6 +6742,9 @@
         </w:rPr>
       </w:pPr>
       <w:r>
+        <w:rPr>
+          <w:noProof/>
+        </w:rPr>
         <w:drawing>
           <wp:inline distT="0" distB="0" distL="0" distR="0" wp14:anchorId="06A9D7B5" wp14:editId="33F52808">
             <wp:extent cx="9071610" cy="4566285"/>
@@ -7975,6 +7972,7 @@
         <w:docPartUnique/>
       </w:docPartObj>
     </w:sdtPr>
+    <w:sdtEndPr/>
     <w:sdtContent>
       <w:p>
         <w:pPr>
@@ -9848,7 +9846,6 @@
   <w:style w:type="character" w:default="1" w:styleId="a0">
     <w:name w:val="Default Paragraph Font"/>
     <w:uiPriority w:val="1"/>
-    <w:semiHidden/>
     <w:unhideWhenUsed/>
   </w:style>
   <w:style w:type="table" w:default="1" w:styleId="a1">
@@ -10386,7 +10383,7 @@
 </file>
 
 <file path=customXml/itemProps1.xml><?xml version="1.0" encoding="utf-8"?>
-<ds:datastoreItem xmlns:ds="http://schemas.openxmlformats.org/officeDocument/2006/customXml" ds:itemID="{506C2423-F63D-44A5-9656-807FF2596BEB}">
+<ds:datastoreItem xmlns:ds="http://schemas.openxmlformats.org/officeDocument/2006/customXml" ds:itemID="{03E49FE2-0423-41CF-924C-EFA470304F4A}">
   <ds:schemaRefs>
     <ds:schemaRef ds:uri="http://schemas.openxmlformats.org/officeDocument/2006/bibliography"/>
   </ds:schemaRefs>
